--- a/交付_20260811_规划环境先验解耦/00A_导读与阅读顺序_FINAL.docx
+++ b/交付_20260811_规划环境先验解耦/00A_导读与阅读顺序_FINAL.docx
@@ -421,7 +421,7 @@
         <w:rPr>
           <w:rFonts w:ascii="SimSun" w:hAnsi="SimSun" w:eastAsia="SimSun"/>
         </w:rPr>
-        <w:t xml:space="preserve"> —— 本轮修正的 15 项与 7 条保留边界</w:t>
+        <w:t xml:space="preserve"> —— 本轮修正的 21 项与 7 条保留边界</w:t>
       </w:r>
     </w:p>
     <w:p>
